--- a/Отчеты/lab04/report.docx
+++ b/Отчеты/lab04/report.docx
@@ -588,34 +588,14 @@
         <w:t xml:space="preserve"> </w:t>
       </w:r>
       <w:r>
-        <w:t xml:space="preserve">[</w:t>
-      </w:r>
-      <w:r>
-        <w:rPr>
-          <w:b/>
-          <w:bCs/>
-        </w:rPr>
-        <w:t xml:space="preserve">kotelnikov_chebotaev_book_latex2_ru?</w:t>
-      </w:r>
-      <w:r>
-        <w:t xml:space="preserve">,</w:t>
-      </w:r>
-      <w:r>
-        <w:rPr>
-          <w:b/>
-          <w:bCs/>
-        </w:rPr>
-        <w:t xml:space="preserve">lvovsky_book_latex_ru?</w:t>
-      </w:r>
-      <w:r>
-        <w:t xml:space="preserve">]</w:t>
+        <w:t xml:space="preserve">[1,2]</w:t>
       </w:r>
       <w:r>
         <w:t xml:space="preserve">.</w:t>
       </w:r>
     </w:p>
     <w:bookmarkEnd w:id="22"/>
-    <w:bookmarkStart w:id="105" w:name="выполнение-лабораторной-работы"/>
+    <w:bookmarkStart w:id="108" w:name="выполнение-лабораторной-работы"/>
     <w:p>
       <w:pPr>
         <w:pStyle w:val="Heading1"/>
@@ -1661,7 +1641,7 @@
       </w:r>
     </w:p>
     <w:bookmarkEnd w:id="57"/>
-    <w:bookmarkStart w:id="69" w:name="позиционирование-флоатов"/>
+    <w:bookmarkStart w:id="72" w:name="позиционирование-флоатов"/>
     <w:p>
       <w:pPr>
         <w:pStyle w:val="Heading2"/>
@@ -1784,7 +1764,7 @@
       </w:tr>
     </w:tbl>
     <w:bookmarkEnd w:id="62"/>
-    <w:bookmarkStart w:id="68" w:name="использование-пакета-float"/>
+    <w:bookmarkStart w:id="71" w:name="использование-пакета-float"/>
     <w:p>
       <w:pPr>
         <w:pStyle w:val="Heading3"/>
@@ -1956,12 +1936,54 @@
       <w:tr>
         <w:tc>
           <w:tcPr/>
-          <w:bookmarkStart w:id="67" w:name="fig-010"/>
+          <w:bookmarkStart w:id="70" w:name="fig-010"/>
           <w:p>
             <w:pPr>
               <w:pStyle w:val="Compact"/>
               <w:jc w:val="center"/>
             </w:pPr>
+            <w:r>
+              <w:drawing>
+                <wp:inline>
+                  <wp:extent cx="3733800" cy="1348835"/>
+                  <wp:effectExtent b="0" l="0" r="0" t="0"/>
+                  <wp:docPr descr="" title="" id="68" name="Picture"/>
+                  <a:graphic>
+                    <a:graphicData uri="http://schemas.openxmlformats.org/drawingml/2006/picture">
+                      <pic:pic>
+                        <pic:nvPicPr>
+                          <pic:cNvPr descr="image/fig10.png" id="69" name="Picture"/>
+                          <pic:cNvPicPr>
+                            <a:picLocks noChangeArrowheads="1" noChangeAspect="1"/>
+                          </pic:cNvPicPr>
+                        </pic:nvPicPr>
+                        <pic:blipFill>
+                          <a:blip r:embed="rId67"/>
+                          <a:stretch>
+                            <a:fillRect/>
+                          </a:stretch>
+                        </pic:blipFill>
+                        <pic:spPr bwMode="auto">
+                          <a:xfrm>
+                            <a:off x="0" y="0"/>
+                            <a:ext cx="3733800" cy="1348835"/>
+                          </a:xfrm>
+                          <a:prstGeom prst="rect">
+                            <a:avLst/>
+                          </a:prstGeom>
+                          <a:noFill/>
+                          <a:ln w="9525">
+                            <a:noFill/>
+                            <a:headEnd/>
+                            <a:tailEnd/>
+                          </a:ln>
+                        </pic:spPr>
+                      </pic:pic>
+                    </a:graphicData>
+                  </a:graphic>
+                </wp:inline>
+              </w:drawing>
+            </w:r>
           </w:p>
           <w:p>
             <w:pPr>
@@ -1976,13 +1998,13 @@
               <w:t xml:space="preserve">Рисунок 10: Результат компиляции с флоатами</w:t>
             </w:r>
           </w:p>
-          <w:bookmarkEnd w:id="67"/>
+          <w:bookmarkEnd w:id="70"/>
         </w:tc>
       </w:tr>
     </w:tbl>
-    <w:bookmarkEnd w:id="68"/>
-    <w:bookmarkEnd w:id="69"/>
-    <w:bookmarkStart w:id="99" w:name="перекрестные-ссылки"/>
+    <w:bookmarkEnd w:id="71"/>
+    <w:bookmarkEnd w:id="72"/>
+    <w:bookmarkStart w:id="102" w:name="перекрестные-ссылки"/>
     <w:p>
       <w:pPr>
         <w:pStyle w:val="Heading2"/>
@@ -1991,7 +2013,7 @@
         <w:t xml:space="preserve">4.5 Перекрестные ссылки</w:t>
       </w:r>
     </w:p>
-    <w:bookmarkStart w:id="74" w:name="механизм-label-и-ref"/>
+    <w:bookmarkStart w:id="77" w:name="механизм-label-и-ref"/>
     <w:p>
       <w:pPr>
         <w:pStyle w:val="Heading3"/>
@@ -2065,7 +2087,7 @@
       <w:tr>
         <w:tc>
           <w:tcPr/>
-          <w:bookmarkStart w:id="73" w:name="fig-011"/>
+          <w:bookmarkStart w:id="76" w:name="fig-011"/>
           <w:p>
             <w:pPr>
               <w:pStyle w:val="Compact"/>
@@ -2076,18 +2098,18 @@
                 <wp:inline>
                   <wp:extent cx="3733800" cy="492277"/>
                   <wp:effectExtent b="0" l="0" r="0" t="0"/>
-                  <wp:docPr descr="" title="" id="71" name="Picture"/>
+                  <wp:docPr descr="" title="" id="74" name="Picture"/>
                   <a:graphic>
                     <a:graphicData uri="http://schemas.openxmlformats.org/drawingml/2006/picture">
                       <pic:pic>
                         <pic:nvPicPr>
-                          <pic:cNvPr descr="image/fig11.png" id="72" name="Picture"/>
+                          <pic:cNvPr descr="image/fig11.png" id="75" name="Picture"/>
                           <pic:cNvPicPr>
                             <a:picLocks noChangeArrowheads="1" noChangeAspect="1"/>
                           </pic:cNvPicPr>
                         </pic:nvPicPr>
                         <pic:blipFill>
-                          <a:blip r:embed="rId70"/>
+                          <a:blip r:embed="rId73"/>
                           <a:stretch>
                             <a:fillRect/>
                           </a:stretch>
@@ -2127,12 +2149,12 @@
               <w:t xml:space="preserve">Рисунок 11: Примеры label и ref</w:t>
             </w:r>
           </w:p>
-          <w:bookmarkEnd w:id="73"/>
+          <w:bookmarkEnd w:id="76"/>
         </w:tc>
       </w:tr>
     </w:tbl>
-    <w:bookmarkEnd w:id="74"/>
-    <w:bookmarkStart w:id="79" w:name="правильное-размещение-label"/>
+    <w:bookmarkEnd w:id="77"/>
+    <w:bookmarkStart w:id="82" w:name="правильное-размещение-label"/>
     <w:p>
       <w:pPr>
         <w:pStyle w:val="Heading3"/>
@@ -2218,7 +2240,7 @@
       <w:tr>
         <w:tc>
           <w:tcPr/>
-          <w:bookmarkStart w:id="78" w:name="fig-012"/>
+          <w:bookmarkStart w:id="81" w:name="fig-012"/>
           <w:p>
             <w:pPr>
               <w:pStyle w:val="Compact"/>
@@ -2229,18 +2251,18 @@
                 <wp:inline>
                   <wp:extent cx="3733800" cy="286114"/>
                   <wp:effectExtent b="0" l="0" r="0" t="0"/>
-                  <wp:docPr descr="" title="" id="76" name="Picture"/>
+                  <wp:docPr descr="" title="" id="79" name="Picture"/>
                   <a:graphic>
                     <a:graphicData uri="http://schemas.openxmlformats.org/drawingml/2006/picture">
                       <pic:pic>
                         <pic:nvPicPr>
-                          <pic:cNvPr descr="image/fig12.png" id="77" name="Picture"/>
+                          <pic:cNvPr descr="image/fig12.png" id="80" name="Picture"/>
                           <pic:cNvPicPr>
                             <a:picLocks noChangeArrowheads="1" noChangeAspect="1"/>
                           </pic:cNvPicPr>
                         </pic:nvPicPr>
                         <pic:blipFill>
-                          <a:blip r:embed="rId75"/>
+                          <a:blip r:embed="rId78"/>
                           <a:stretch>
                             <a:fillRect/>
                           </a:stretch>
@@ -2280,12 +2302,12 @@
               <w:t xml:space="preserve">Рисунок 12: Правильное размещение метки</w:t>
             </w:r>
           </w:p>
-          <w:bookmarkEnd w:id="78"/>
+          <w:bookmarkEnd w:id="81"/>
         </w:tc>
       </w:tr>
     </w:tbl>
-    <w:bookmarkEnd w:id="79"/>
-    <w:bookmarkStart w:id="84" w:name="неправильное-размещение-метки"/>
+    <w:bookmarkEnd w:id="82"/>
+    <w:bookmarkStart w:id="87" w:name="неправильное-размещение-метки"/>
     <w:p>
       <w:pPr>
         <w:pStyle w:val="Heading3"/>
@@ -2356,7 +2378,7 @@
       <w:tr>
         <w:tc>
           <w:tcPr/>
-          <w:bookmarkStart w:id="83" w:name="fig-013"/>
+          <w:bookmarkStart w:id="86" w:name="fig-013"/>
           <w:p>
             <w:pPr>
               <w:pStyle w:val="Compact"/>
@@ -2367,18 +2389,18 @@
                 <wp:inline>
                   <wp:extent cx="3733800" cy="476945"/>
                   <wp:effectExtent b="0" l="0" r="0" t="0"/>
-                  <wp:docPr descr="" title="" id="81" name="Picture"/>
+                  <wp:docPr descr="" title="" id="84" name="Picture"/>
                   <a:graphic>
                     <a:graphicData uri="http://schemas.openxmlformats.org/drawingml/2006/picture">
                       <pic:pic>
                         <pic:nvPicPr>
-                          <pic:cNvPr descr="image/fig13.png" id="82" name="Picture"/>
+                          <pic:cNvPr descr="image/fig13.png" id="85" name="Picture"/>
                           <pic:cNvPicPr>
                             <a:picLocks noChangeArrowheads="1" noChangeAspect="1"/>
                           </pic:cNvPicPr>
                         </pic:nvPicPr>
                         <pic:blipFill>
-                          <a:blip r:embed="rId80"/>
+                          <a:blip r:embed="rId83"/>
                           <a:stretch>
                             <a:fillRect/>
                           </a:stretch>
@@ -2418,7 +2440,7 @@
               <w:t xml:space="preserve">Рисунок 13: Неправильное размещение метки</w:t>
             </w:r>
           </w:p>
-          <w:bookmarkEnd w:id="83"/>
+          <w:bookmarkEnd w:id="86"/>
         </w:tc>
       </w:tr>
     </w:tbl>
@@ -2430,8 +2452,8 @@
         <w:t xml:space="preserve">При неправильном размещении ссылка указывает на неверный номер.</w:t>
       </w:r>
     </w:p>
-    <w:bookmarkEnd w:id="84"/>
-    <w:bookmarkStart w:id="89" w:name="метки-для-уравнений"/>
+    <w:bookmarkEnd w:id="87"/>
+    <w:bookmarkStart w:id="92" w:name="метки-для-уравнений"/>
     <w:p>
       <w:pPr>
         <w:pStyle w:val="Heading3"/>
@@ -2490,7 +2512,7 @@
       <w:tr>
         <w:tc>
           <w:tcPr/>
-          <w:bookmarkStart w:id="88" w:name="fig-014"/>
+          <w:bookmarkStart w:id="91" w:name="fig-014"/>
           <w:p>
             <w:pPr>
               <w:pStyle w:val="Compact"/>
@@ -2501,18 +2523,18 @@
                 <wp:inline>
                   <wp:extent cx="3529711" cy="2762383"/>
                   <wp:effectExtent b="0" l="0" r="0" t="0"/>
-                  <wp:docPr descr="" title="" id="86" name="Picture"/>
+                  <wp:docPr descr="" title="" id="89" name="Picture"/>
                   <a:graphic>
                     <a:graphicData uri="http://schemas.openxmlformats.org/drawingml/2006/picture">
                       <pic:pic>
                         <pic:nvPicPr>
-                          <pic:cNvPr descr="image/fig14.png" id="87" name="Picture"/>
+                          <pic:cNvPr descr="image/fig14.png" id="90" name="Picture"/>
                           <pic:cNvPicPr>
                             <a:picLocks noChangeArrowheads="1" noChangeAspect="1"/>
                           </pic:cNvPicPr>
                         </pic:nvPicPr>
                         <pic:blipFill>
-                          <a:blip r:embed="rId85"/>
+                          <a:blip r:embed="rId88"/>
                           <a:stretch>
                             <a:fillRect/>
                           </a:stretch>
@@ -2552,7 +2574,7 @@
               <w:t xml:space="preserve">Рисунок 14: Метки для уравнений</w:t>
             </w:r>
           </w:p>
-          <w:bookmarkEnd w:id="88"/>
+          <w:bookmarkEnd w:id="91"/>
         </w:tc>
       </w:tr>
     </w:tbl>
@@ -2576,8 +2598,8 @@
         <w:t xml:space="preserve">, она будет ссылаться на номер раздела, а не на номер уравнения.</w:t>
       </w:r>
     </w:p>
-    <w:bookmarkEnd w:id="89"/>
-    <w:bookmarkStart w:id="98" w:name="количество-компиляций"/>
+    <w:bookmarkEnd w:id="92"/>
+    <w:bookmarkStart w:id="101" w:name="количество-компиляций"/>
     <w:p>
       <w:pPr>
         <w:pStyle w:val="Heading3"/>
@@ -2621,7 +2643,7 @@
       <w:tr>
         <w:tc>
           <w:tcPr/>
-          <w:bookmarkStart w:id="93" w:name="fig-015"/>
+          <w:bookmarkStart w:id="96" w:name="fig-015"/>
           <w:p>
             <w:pPr>
               <w:pStyle w:val="Compact"/>
@@ -2632,18 +2654,18 @@
                 <wp:inline>
                   <wp:extent cx="3733800" cy="380549"/>
                   <wp:effectExtent b="0" l="0" r="0" t="0"/>
-                  <wp:docPr descr="" title="" id="91" name="Picture"/>
+                  <wp:docPr descr="" title="" id="94" name="Picture"/>
                   <a:graphic>
                     <a:graphicData uri="http://schemas.openxmlformats.org/drawingml/2006/picture">
                       <pic:pic>
                         <pic:nvPicPr>
-                          <pic:cNvPr descr="image/fig15.png" id="92" name="Picture"/>
+                          <pic:cNvPr descr="image/fig15.png" id="95" name="Picture"/>
                           <pic:cNvPicPr>
                             <a:picLocks noChangeArrowheads="1" noChangeAspect="1"/>
                           </pic:cNvPicPr>
                         </pic:nvPicPr>
                         <pic:blipFill>
-                          <a:blip r:embed="rId90"/>
+                          <a:blip r:embed="rId93"/>
                           <a:stretch>
                             <a:fillRect/>
                           </a:stretch>
@@ -2683,7 +2705,7 @@
               <w:t xml:space="preserve">Рисунок 15: Первая компиляция с вопросительными знаками</w:t>
             </w:r>
           </w:p>
-          <w:bookmarkEnd w:id="93"/>
+          <w:bookmarkEnd w:id="96"/>
         </w:tc>
       </w:tr>
     </w:tbl>
@@ -2722,7 +2744,7 @@
       <w:tr>
         <w:tc>
           <w:tcPr/>
-          <w:bookmarkStart w:id="97" w:name="fig-016"/>
+          <w:bookmarkStart w:id="100" w:name="fig-016"/>
           <w:p>
             <w:pPr>
               <w:pStyle w:val="Compact"/>
@@ -2733,18 +2755,18 @@
                 <wp:inline>
                   <wp:extent cx="3733800" cy="1077737"/>
                   <wp:effectExtent b="0" l="0" r="0" t="0"/>
-                  <wp:docPr descr="" title="" id="95" name="Picture"/>
+                  <wp:docPr descr="" title="" id="98" name="Picture"/>
                   <a:graphic>
                     <a:graphicData uri="http://schemas.openxmlformats.org/drawingml/2006/picture">
                       <pic:pic>
                         <pic:nvPicPr>
-                          <pic:cNvPr descr="image/fig16.png" id="96" name="Picture"/>
+                          <pic:cNvPr descr="image/fig16.png" id="99" name="Picture"/>
                           <pic:cNvPicPr>
                             <a:picLocks noChangeArrowheads="1" noChangeAspect="1"/>
                           </pic:cNvPicPr>
                         </pic:nvPicPr>
                         <pic:blipFill>
-                          <a:blip r:embed="rId94"/>
+                          <a:blip r:embed="rId97"/>
                           <a:stretch>
                             <a:fillRect/>
                           </a:stretch>
@@ -2784,13 +2806,13 @@
               <w:t xml:space="preserve">Рисунок 16: Вторая компиляция с правильными номерами</w:t>
             </w:r>
           </w:p>
-          <w:bookmarkEnd w:id="97"/>
+          <w:bookmarkEnd w:id="100"/>
         </w:tc>
       </w:tr>
     </w:tbl>
-    <w:bookmarkEnd w:id="98"/>
-    <w:bookmarkEnd w:id="99"/>
-    <w:bookmarkStart w:id="104" w:name="использование-пакета-hyperref"/>
+    <w:bookmarkEnd w:id="101"/>
+    <w:bookmarkEnd w:id="102"/>
+    <w:bookmarkStart w:id="107" w:name="использование-пакета-hyperref"/>
     <w:p>
       <w:pPr>
         <w:pStyle w:val="Heading2"/>
@@ -2852,7 +2874,7 @@
       <w:tr>
         <w:tc>
           <w:tcPr/>
-          <w:bookmarkStart w:id="103" w:name="fig-017"/>
+          <w:bookmarkStart w:id="106" w:name="fig-017"/>
           <w:p>
             <w:pPr>
               <w:pStyle w:val="Compact"/>
@@ -2863,18 +2885,18 @@
                 <wp:inline>
                   <wp:extent cx="3733800" cy="499171"/>
                   <wp:effectExtent b="0" l="0" r="0" t="0"/>
-                  <wp:docPr descr="" title="" id="101" name="Picture"/>
+                  <wp:docPr descr="" title="" id="104" name="Picture"/>
                   <a:graphic>
                     <a:graphicData uri="http://schemas.openxmlformats.org/drawingml/2006/picture">
                       <pic:pic>
                         <pic:nvPicPr>
-                          <pic:cNvPr descr="image/fig17.png" id="102" name="Picture"/>
+                          <pic:cNvPr descr="image/fig17.png" id="105" name="Picture"/>
                           <pic:cNvPicPr>
                             <a:picLocks noChangeArrowheads="1" noChangeAspect="1"/>
                           </pic:cNvPicPr>
                         </pic:nvPicPr>
                         <pic:blipFill>
-                          <a:blip r:embed="rId100"/>
+                          <a:blip r:embed="rId103"/>
                           <a:stretch>
                             <a:fillRect/>
                           </a:stretch>
@@ -2914,7 +2936,7 @@
               <w:t xml:space="preserve">Рисунок 17: Подключение пакета hyperref</w:t>
             </w:r>
           </w:p>
-          <w:bookmarkEnd w:id="103"/>
+          <w:bookmarkEnd w:id="106"/>
         </w:tc>
       </w:tr>
     </w:tbl>
@@ -2941,9 +2963,9 @@
         <w:t xml:space="preserve">ссылки имеют тот же цвет, что и обычный текст, но остаются кликабельными в PDF.</w:t>
       </w:r>
     </w:p>
-    <w:bookmarkEnd w:id="104"/>
-    <w:bookmarkEnd w:id="105"/>
-    <w:bookmarkStart w:id="106" w:name="выводы"/>
+    <w:bookmarkEnd w:id="107"/>
+    <w:bookmarkEnd w:id="108"/>
+    <w:bookmarkStart w:id="109" w:name="выводы"/>
     <w:p>
       <w:pPr>
         <w:pStyle w:val="Heading1"/>
@@ -3262,8 +3284,8 @@
         <w:t xml:space="preserve">Особое внимание было уделено распространенным ошибкам при размещении меток и способам их избежания.</w:t>
       </w:r>
     </w:p>
-    <w:bookmarkEnd w:id="106"/>
-    <w:bookmarkStart w:id="108" w:name="список-литературы"/>
+    <w:bookmarkEnd w:id="109"/>
+    <w:bookmarkStart w:id="113" w:name="список-литературы"/>
     <w:p>
       <w:pPr>
         <w:pStyle w:val="Heading1"/>
@@ -3272,9 +3294,65 @@
         <w:t xml:space="preserve">Список литературы</w:t>
       </w:r>
     </w:p>
-    <w:bookmarkStart w:id="107" w:name="refs"/>
-    <w:bookmarkEnd w:id="107"/>
-    <w:bookmarkEnd w:id="108"/>
+    <w:bookmarkStart w:id="112" w:name="refs"/>
+    <w:bookmarkStart w:id="110" w:name="ref-kotelnikov_chebotaev_book_latex2_ru"/>
+    <w:p>
+      <w:pPr>
+        <w:pStyle w:val="Bibliography"/>
+      </w:pPr>
+      <w:r>
+        <w:t xml:space="preserve">1.</w:t>
+      </w:r>
+      <w:r>
+        <w:t xml:space="preserve"> </w:t>
+      </w:r>
+      <w:r>
+        <w:t xml:space="preserve">	</w:t>
+      </w:r>
+      <w:r>
+        <w:t xml:space="preserve">Котельников А.А., Чеботаев А.С.</w:t>
+      </w:r>
+      <w:r>
+        <w:t xml:space="preserve"> </w:t>
+      </w:r>
+      <w:r>
+        <w:t xml:space="preserve">LaTeX2 по-русски</w:t>
+      </w:r>
+      <w:r>
+        <w:t xml:space="preserve">. 3-е изд. Новосибирск: Новосибирск, 2004. 496 с.</w:t>
+      </w:r>
+    </w:p>
+    <w:bookmarkEnd w:id="110"/>
+    <w:bookmarkStart w:id="111" w:name="ref-lvovsky_book_latex_ru"/>
+    <w:p>
+      <w:pPr>
+        <w:pStyle w:val="Bibliography"/>
+      </w:pPr>
+      <w:r>
+        <w:t xml:space="preserve">2.</w:t>
+      </w:r>
+      <w:r>
+        <w:t xml:space="preserve"> </w:t>
+      </w:r>
+      <w:r>
+        <w:t xml:space="preserve">	</w:t>
+      </w:r>
+      <w:r>
+        <w:t xml:space="preserve">Львовский С.М.</w:t>
+      </w:r>
+      <w:r>
+        <w:t xml:space="preserve"> </w:t>
+      </w:r>
+      <w:r>
+        <w:t xml:space="preserve">Набор и вёрстка в системе LaTeX</w:t>
+      </w:r>
+      <w:r>
+        <w:t xml:space="preserve">. 3-е изд., испр. и доп. МЦНМО, 2003. 447 с.</w:t>
+      </w:r>
+    </w:p>
+    <w:bookmarkEnd w:id="111"/>
+    <w:bookmarkEnd w:id="112"/>
+    <w:bookmarkEnd w:id="113"/>
     <w:sectPr>
       <w:footnotePr>
         <w:numRestart w:val="eachSect"/>
